--- a/reports/day-28-report.docx
+++ b/reports/day-28-report.docx
@@ -1501,14 +1501,14 @@
           <w:bCs/>
           <w:i/>
         </w:rPr>
-        <w:t>11/</w:t>
+        <w:t xml:space="preserve">11/08/2026</w:t>
       </w:r>
       <w:r>
         <w:rPr>
           <w:bCs/>
           <w:i/>
         </w:rPr>
-        <w:t>08//2026</w:t>
+        <w:t xml:space="preserve"/>
       </w:r>
     </w:p>
     <w:p>
@@ -4750,7 +4750,7 @@
                 <w:sz w:val="20"/>
                 <w:szCs w:val="20"/>
               </w:rPr>
-              <w:t xml:space="preserve"> semantic HTML development, and website architecture for the Savory House Restaurant Website.</w:t>
+              <w:t xml:space="preserve">Semantic HTML development and website architecture for the Savory House restaurant website.</w:t>
             </w:r>
           </w:p>
         </w:tc>
@@ -4849,21 +4849,21 @@
                 <w:sz w:val="20"/>
                 <w:szCs w:val="20"/>
               </w:rPr>
-              <w:t>Continued building the homepage by creating the Hero section</w:t>
-            </w:r>
-            <w:r>
-              <w:rPr>
-                <w:sz w:val="20"/>
-                <w:szCs w:val="20"/>
-              </w:rPr>
-              <w:t xml:space="preserve"> </w:t>
-            </w:r>
-            <w:r>
-              <w:rPr>
-                <w:sz w:val="20"/>
-                <w:szCs w:val="20"/>
-              </w:rPr>
-              <w:t>improved the project folder structure</w:t>
+              <w:t xml:space="preserve">Continued building the homepage by creating the Hero section and improving the project folder structure.</w:t>
+            </w:r>
+            <w:r>
+              <w:rPr>
+                <w:sz w:val="20"/>
+                <w:szCs w:val="20"/>
+              </w:rPr>
+              <w:t xml:space="preserve"/>
+            </w:r>
+            <w:r>
+              <w:rPr>
+                <w:sz w:val="20"/>
+                <w:szCs w:val="20"/>
+              </w:rPr>
+              <w:t xml:space="preserve"/>
             </w:r>
           </w:p>
         </w:tc>
@@ -4976,7 +4976,7 @@
                 <w:sz w:val="20"/>
                 <w:szCs w:val="20"/>
               </w:rPr>
-              <w:t xml:space="preserve">Developing the Hero and Featured Meals sections of the </w:t>
+              <w:t xml:space="preserve">Developing the Hero and Featured Meals sections of the Savory House website using Flexbox layouts and reusable card structures.</w:t>
             </w:r>
             <w:r>
               <w:rPr>
@@ -4985,28 +4985,28 @@
                 <w:sz w:val="20"/>
                 <w:szCs w:val="20"/>
               </w:rPr>
-              <w:t>Savory House</w:t>
-            </w:r>
-            <w:r>
-              <w:rPr>
-                <w:sz w:val="20"/>
-                <w:szCs w:val="20"/>
-              </w:rPr>
-              <w:t xml:space="preserve"> website</w:t>
-            </w:r>
-            <w:r>
-              <w:rPr>
-                <w:sz w:val="20"/>
-                <w:szCs w:val="20"/>
-              </w:rPr>
-              <w:t xml:space="preserve"> </w:t>
-            </w:r>
-            <w:r>
-              <w:rPr>
-                <w:sz w:val="20"/>
-                <w:szCs w:val="20"/>
-              </w:rPr>
-              <w:t>advanced Flexbox layouts, and professional card structuring.</w:t>
+              <w:t xml:space="preserve"/>
+            </w:r>
+            <w:r>
+              <w:rPr>
+                <w:sz w:val="20"/>
+                <w:szCs w:val="20"/>
+              </w:rPr>
+              <w:t xml:space="preserve"/>
+            </w:r>
+            <w:r>
+              <w:rPr>
+                <w:sz w:val="20"/>
+                <w:szCs w:val="20"/>
+              </w:rPr>
+              <w:t xml:space="preserve"/>
+            </w:r>
+            <w:r>
+              <w:rPr>
+                <w:sz w:val="20"/>
+                <w:szCs w:val="20"/>
+              </w:rPr>
+              <w:t xml:space="preserve"/>
             </w:r>
           </w:p>
         </w:tc>
@@ -6061,7 +6061,7 @@
                 <w:szCs w:val="18"/>
                 <w:lang w:val="en-AE"/>
               </w:rPr>
-              <w:t>d</w:t>
+              <w:t xml:space="preserve">Improved shopping cart quantities, the total price, and the navbar counter, and tested localStorage updates.</w:t>
             </w:r>
             <w:r>
               <w:rPr>
@@ -6069,7 +6069,7 @@
                 <w:szCs w:val="18"/>
                 <w:lang w:val="en-AE"/>
               </w:rPr>
-              <w:t xml:space="preserve">worked on improving the shopping cart system of the Savory House website. </w:t>
+              <w:t xml:space="preserve"/>
             </w:r>
             <w:r>
               <w:rPr>
@@ -6077,7 +6077,7 @@
                 <w:szCs w:val="18"/>
                 <w:lang w:val="en-AE"/>
               </w:rPr>
-              <w:t>By adding</w:t>
+              <w:t xml:space="preserve"/>
             </w:r>
             <w:r>
               <w:rPr>
@@ -6085,7 +6085,7 @@
                 <w:szCs w:val="18"/>
                 <w:lang w:val="en-AE"/>
               </w:rPr>
-              <w:t xml:space="preserve"> proper quantity system for products, updating the cart total, improving the cart </w:t>
+              <w:t xml:space="preserve"> </w:t>
             </w:r>
           </w:p>
         </w:tc>
@@ -6457,7 +6457,7 @@
                 <w:sz w:val="20"/>
                 <w:szCs w:val="20"/>
               </w:rPr>
-              <w:t>TOTAL NUMBER</w:t>
+              <w:t xml:space="preserve">TOTAL NUMBER OF DAYS: 28</w:t>
             </w:r>
             <w:r>
               <w:rPr>
@@ -6467,7 +6467,7 @@
                 <w:sz w:val="20"/>
                 <w:szCs w:val="20"/>
               </w:rPr>
-              <w:t xml:space="preserve"> </w:t>
+              <w:t xml:space="preserve"/>
             </w:r>
             <w:r>
               <w:rPr>
@@ -6477,7 +6477,7 @@
                 <w:sz w:val="20"/>
                 <w:szCs w:val="20"/>
               </w:rPr>
-              <w:t xml:space="preserve">OF DAYS: </w:t>
+              <w:t xml:space="preserve"> </w:t>
             </w:r>
           </w:p>
         </w:tc>
@@ -6520,7 +6520,7 @@
                 <w:sz w:val="20"/>
                 <w:szCs w:val="20"/>
               </w:rPr>
-              <w:t xml:space="preserve">TOTAL NUMBER OF HOURS: </w:t>
+              <w:t xml:space="preserve">TOTAL NUMBER OF HOURS: 148 </w:t>
             </w:r>
           </w:p>
         </w:tc>
@@ -7800,7 +7800,7 @@
                 <w:szCs w:val="18"/>
                 <w:lang w:val="en-AE"/>
               </w:rPr>
-              <w:t>During this work I practiced JavaScript arrays, objects, find(), filter(), forEach(), event listeners, DOM manipulation, reusable functions, localStorage, JSON.stringify(), JSON.parse(), quantity management, and dynamic price calculations. I also improved my understanding of how the cart array, the DOM, and localStorage need to stay synchronized whenever the user changes the cart</w:t>
+              <w:t xml:space="preserve">During this work I practiced JavaScript arrays, objects, find(), filter(), forEach(), event listeners, DOM manipulation, reusable functions, localStorage, JSON.stringify(), JSON.parse(), quantity management, and dynamic price calculations. I also improved my understanding of how the cart array, the DOM, and localStorage need to stay synchronized whenever the user changes the cart.</w:t>
             </w:r>
           </w:p>
           <w:p>
